--- a/중국어_대화문/4부_docx/4부_12화_섣달의_줄.docx
+++ b/중국어_대화문/4부_docx/4부_12화_섣달의_줄.docx
@@ -996,7 +996,7 @@
         <w:t>严老汉:</w:t>
       </w:r>
       <w:r>
-        <w:t xml:space="preserve"> (把鱼递给她) 柳坪乡新搬的那个水塘里，我自己钓的。不大，是条鲫鱼。我老婆说，除夕不能空手。她在新村等着我，吃完这顿，我就得赶末班车。</w:t>
+        <w:t xml:space="preserve"> (把鱼递给她) 柳坪乡新搬的那个水塘里，我自己钓的。不大，是条鲫鱼。我老婆说，除夕不能空手。她在新村跟邻居们一起守岁，我今晚住城里外甥家，明早再回去。</w:t>
       </w:r>
     </w:p>
     <w:p>
